--- a/de/wisdom-stories/everyone-is-equal-here.docx
+++ b/de/wisdom-stories/everyone-is-equal-here.docx
@@ -196,7 +196,7 @@
         <w:rPr>
           <w:lang/>
         </w:rPr>
-        <w:t>Als der Junge fertig war, bezahlte er ihn und gab ihm zusätzlich etwas Geld zur Unterstützung. Im Gespräch erfuhr er, dass der Vater des Jungen gestorben war. Der Junge ging zur Schule und arbeitete nach dem Unterricht, um seiner kranken Mutter zu helfen.</w:t>
+        <w:t>Als der Junge fertig war, bezahlte der Bürgermeister ihn und gab ihm zusätzlich etwas Geld zur Unterstützung. Im Gespräch erfuhr er, dass der Vater des Jungen gestorben war. Der Junge ging zur Schule und arbeitete nach dem Unterricht, um seiner kranken Mutter zu helfen.</w:t>
       </w:r>
     </w:p>
     <w:p>
